--- a/enonces/par_module/COL_enonces.docx
+++ b/enonces/par_module/COL_enonces.docx
@@ -1493,6 +1493,87 @@
           </w:p>
         </w:tc>
       </w:tr>
+      <w:tr>
+        <w:trPr>
+          <w:cantSplit/>
+        </w:trPr>
+        <w:tc>
+          <w:tcPr>
+            <w:tcW w:type="dxa" w:w="2200"/>
+            <w:tcMar>
+              <w:top w:type="dxa" w:w="55"/>
+              <w:left w:type="dxa" w:w="100"/>
+              <w:bottom w:type="dxa" w:w="55"/>
+              <w:right w:type="dxa" w:w="100"/>
+            </w:tcMar>
+          </w:tcPr>
+          <w:p>
+            <w:pPr>
+              <w:spacing w:after="0"/>
+            </w:pPr>
+            <w:hyperlink w:history="1" w:anchor="ex-COL-8">
+              <w:r>
+                <w:rPr>
+                  <w:rFonts w:ascii="Consolas" w:hAnsi="Consolas" w:cs="Consolas"/>
+                  <w:color w:val="0563C1"/>
+                  <w:sz w:val="18"/>
+                  <w:szCs w:val="18"/>
+                  <w:u w:val="single"/>
+                </w:rPr>
+                <w:t xml:space="preserve">COL.8</w:t>
+              </w:r>
+            </w:hyperlink>
+          </w:p>
+        </w:tc>
+        <w:tc>
+          <w:tcPr>
+            <w:tcW w:type="dxa" w:w="3400"/>
+            <w:tcMar>
+              <w:top w:type="dxa" w:w="55"/>
+              <w:left w:type="dxa" w:w="100"/>
+              <w:bottom w:type="dxa" w:w="55"/>
+              <w:right w:type="dxa" w:w="100"/>
+            </w:tcMar>
+          </w:tcPr>
+          <w:p>
+            <w:pPr>
+              <w:spacing w:after="0"/>
+            </w:pPr>
+            <w:r>
+              <w:rPr>
+                <w:rFonts w:ascii="Consolas" w:hAnsi="Consolas" w:cs="Consolas"/>
+                <w:color w:val="E97132" w:themeColor="accent2"/>
+                <w:sz w:val="18"/>
+                <w:szCs w:val="18"/>
+              </w:rPr>
+              <w:t xml:space="preserve">be.ephec.java.col.e08</w:t>
+            </w:r>
+          </w:p>
+        </w:tc>
+        <w:tc>
+          <w:tcPr>
+            <w:tcW w:type="dxa" w:w="3760"/>
+            <w:tcMar>
+              <w:top w:type="dxa" w:w="55"/>
+              <w:left w:type="dxa" w:w="100"/>
+              <w:bottom w:type="dxa" w:w="55"/>
+              <w:right w:type="dxa" w:w="100"/>
+            </w:tcMar>
+          </w:tcPr>
+          <w:p>
+            <w:pPr>
+              <w:spacing w:after="0"/>
+            </w:pPr>
+            <w:r>
+              <w:rPr>
+                <w:sz w:val="20"/>
+                <w:szCs w:val="20"/>
+              </w:rPr>
+              <w:t xml:space="preserve">Trois ordres pour une bibliothèque</w:t>
+            </w:r>
+          </w:p>
+        </w:tc>
+      </w:tr>
     </w:tbl>
     <w:p>
       <w:pPr>
@@ -3695,6 +3776,7 @@
     </w:p>
     <w:p>
       <w:pPr>
+        <w:keepNext/>
         <w:keepLines/>
         <w:shd w:fill="F2F2F2" w:val="clear"/>
         <w:spacing w:after="0" w:before="100"/>
@@ -3712,6 +3794,7 @@
     </w:p>
     <w:p>
       <w:pPr>
+        <w:keepNext w:val="false"/>
         <w:keepLines/>
         <w:shd w:fill="F2F2F2" w:val="clear"/>
         <w:spacing w:after="160" w:before="0"/>
@@ -4774,6 +4857,7 @@
     </w:p>
     <w:p>
       <w:pPr>
+        <w:keepNext/>
         <w:keepLines/>
         <w:shd w:fill="F2F2F2" w:val="clear"/>
         <w:spacing w:after="0" w:before="100"/>
@@ -4791,6 +4875,7 @@
     </w:p>
     <w:p>
       <w:pPr>
+        <w:keepNext/>
         <w:keepLines/>
         <w:shd w:fill="F2F2F2" w:val="clear"/>
         <w:spacing w:after="0" w:before="0"/>
@@ -4808,6 +4893,7 @@
     </w:p>
     <w:p>
       <w:pPr>
+        <w:keepNext w:val="false"/>
         <w:keepLines/>
         <w:shd w:fill="F2F2F2" w:val="clear"/>
         <w:spacing w:after="160" w:before="0"/>
@@ -5232,6 +5318,7 @@
     </w:p>
     <w:p>
       <w:pPr>
+        <w:keepNext w:val="false"/>
         <w:keepLines/>
         <w:shd w:fill="F2F2F2" w:val="clear"/>
         <w:spacing w:after="160" w:before="100"/>
@@ -7314,6 +7401,7 @@
     </w:tbl>
     <w:p>
       <w:pPr>
+        <w:keepNext/>
         <w:keepLines/>
         <w:shd w:fill="F2F2F2" w:val="clear"/>
         <w:spacing w:after="0" w:before="100"/>
@@ -7331,6 +7419,7 @@
     </w:p>
     <w:p>
       <w:pPr>
+        <w:keepNext w:val="false"/>
         <w:keepLines/>
         <w:shd w:fill="F2F2F2" w:val="clear"/>
         <w:spacing w:after="160" w:before="0"/>
@@ -7765,6 +7854,1107 @@
           <w:szCs w:val="22"/>
         </w:rPr>
         <w:t xml:space="preserve">Quelle structure choisiriez-vous pour répondre à la question inverse : quels étudiants suivent le cours de Java ?</w:t>
+      </w:r>
+    </w:p>
+    <w:p>
+      <w:r>
+        <w:br w:type="page"/>
+      </w:r>
+    </w:p>
+    <w:p>
+      <w:pPr>
+        <w:pStyle w:val="Heading1"/>
+        <w:keepNext/>
+        <w:spacing w:after="160" w:before="360"/>
+      </w:pPr>
+      <w:bookmarkStart w:name="ex-COL-8" w:id="1"/>
+      <w:r>
+        <w:rPr>
+          <w:b/>
+          <w:bCs/>
+          <w:color w:val="1F4E79"/>
+          <w:sz w:val="30"/>
+          <w:szCs w:val="30"/>
+        </w:rPr>
+        <w:t xml:space="preserve">COL.8 — Trois ordres pour une bibliothèque</w:t>
+      </w:r>
+      <w:bookmarkEnd w:id="1"/>
+    </w:p>
+    <w:p>
+      <w:pPr>
+        <w:keepNext/>
+        <w:spacing w:after="120"/>
+      </w:pPr>
+      <w:r>
+        <w:rPr>
+          <w:i/>
+          <w:iCs/>
+          <w:color w:val="595959"/>
+          <w:sz w:val="22"/>
+          <w:szCs w:val="22"/>
+        </w:rPr>
+        <w:t xml:space="preserve">Package : </w:t>
+      </w:r>
+      <w:r>
+        <w:rPr>
+          <w:rFonts w:ascii="Consolas" w:hAnsi="Consolas" w:cs="Consolas"/>
+          <w:i/>
+          <w:iCs/>
+          <w:color w:val="E97132" w:themeColor="accent2"/>
+          <w:sz w:val="18"/>
+          <w:szCs w:val="18"/>
+        </w:rPr>
+        <w:t xml:space="preserve">be.ephec.java.col.e08</w:t>
+      </w:r>
+    </w:p>
+    <w:p>
+      <w:pPr>
+        <w:pStyle w:val="Heading2"/>
+        <w:keepNext/>
+        <w:spacing w:after="100" w:before="240"/>
+      </w:pPr>
+      <w:r>
+        <w:rPr>
+          <w:b/>
+          <w:bCs/>
+          <w:color w:val="595959"/>
+          <w:sz w:val="24"/>
+          <w:szCs w:val="24"/>
+        </w:rPr>
+        <w:t xml:space="preserve">Objectif</w:t>
+      </w:r>
+    </w:p>
+    <w:p>
+      <w:pPr>
+        <w:spacing w:after="120"/>
+      </w:pPr>
+      <w:r>
+        <w:rPr>
+          <w:sz w:val="22"/>
+          <w:szCs w:val="22"/>
+        </w:rPr>
+        <w:t xml:space="preserve">Donner un ordre naturel à une classe avec </w:t>
+      </w:r>
+      <w:r>
+        <w:rPr>
+          <w:rFonts w:ascii="Consolas" w:hAnsi="Consolas" w:cs="Consolas"/>
+          <w:color w:val="E97132" w:themeColor="accent2"/>
+          <w:sz w:val="18"/>
+          <w:szCs w:val="18"/>
+        </w:rPr>
+        <w:t xml:space="preserve">Comparable</w:t>
+      </w:r>
+      <w:r>
+        <w:rPr>
+          <w:sz w:val="22"/>
+          <w:szCs w:val="22"/>
+        </w:rPr>
+        <w:t xml:space="preserve">, puis lui fournir d'autres ordres de l'extérieur avec </w:t>
+      </w:r>
+      <w:r>
+        <w:rPr>
+          <w:rFonts w:ascii="Consolas" w:hAnsi="Consolas" w:cs="Consolas"/>
+          <w:color w:val="E97132" w:themeColor="accent2"/>
+          <w:sz w:val="18"/>
+          <w:szCs w:val="18"/>
+        </w:rPr>
+        <w:t xml:space="preserve">Comparator</w:t>
+      </w:r>
+      <w:r>
+        <w:rPr>
+          <w:sz w:val="22"/>
+          <w:szCs w:val="22"/>
+        </w:rPr>
+        <w:t xml:space="preserve">.</w:t>
+      </w:r>
+    </w:p>
+    <w:p>
+      <w:pPr>
+        <w:pStyle w:val="Heading2"/>
+        <w:keepNext/>
+        <w:spacing w:after="100" w:before="240"/>
+      </w:pPr>
+      <w:r>
+        <w:rPr>
+          <w:b/>
+          <w:bCs/>
+          <w:color w:val="595959"/>
+          <w:sz w:val="24"/>
+          <w:szCs w:val="24"/>
+        </w:rPr>
+        <w:t xml:space="preserve">Énoncé</w:t>
+      </w:r>
+    </w:p>
+    <w:p>
+      <w:pPr>
+        <w:spacing w:after="120"/>
+      </w:pPr>
+      <w:r>
+        <w:rPr>
+          <w:sz w:val="22"/>
+          <w:szCs w:val="22"/>
+        </w:rPr>
+        <w:t xml:space="preserve">Le record </w:t>
+      </w:r>
+      <w:r>
+        <w:rPr>
+          <w:rFonts w:ascii="Consolas" w:hAnsi="Consolas" w:cs="Consolas"/>
+          <w:color w:val="E97132" w:themeColor="accent2"/>
+          <w:sz w:val="18"/>
+          <w:szCs w:val="18"/>
+        </w:rPr>
+        <w:t xml:space="preserve">Livre</w:t>
+      </w:r>
+      <w:r>
+        <w:rPr>
+          <w:sz w:val="22"/>
+          <w:szCs w:val="22"/>
+        </w:rPr>
+        <w:t xml:space="preserve"> a un titre, un auteur et une année de parution. Complétez les quatre classes suivantes ; le </w:t>
+      </w:r>
+      <w:r>
+        <w:rPr>
+          <w:rFonts w:ascii="Consolas" w:hAnsi="Consolas" w:cs="Consolas"/>
+          <w:color w:val="E97132" w:themeColor="accent2"/>
+          <w:sz w:val="18"/>
+          <w:szCs w:val="18"/>
+        </w:rPr>
+        <w:t xml:space="preserve">Programme</w:t>
+      </w:r>
+      <w:r>
+        <w:rPr>
+          <w:sz w:val="22"/>
+          <w:szCs w:val="22"/>
+        </w:rPr>
+        <w:t xml:space="preserve"> est fourni, et affiche la même bibliothèque dans les trois ordres.</w:t>
+      </w:r>
+    </w:p>
+    <w:tbl>
+      <w:tblPr>
+        <w:tblW w:type="dxa" w:w="9360"/>
+        <w:tblBorders>
+          <w:top w:val="single" w:color="auto" w:sz="4"/>
+          <w:left w:val="single" w:color="auto" w:sz="4"/>
+          <w:bottom w:val="single" w:color="auto" w:sz="4"/>
+          <w:right w:val="single" w:color="auto" w:sz="4"/>
+          <w:insideH w:val="single" w:color="auto" w:sz="4"/>
+          <w:insideV w:val="single" w:color="auto" w:sz="4"/>
+        </w:tblBorders>
+      </w:tblPr>
+      <w:tblGrid>
+        <w:gridCol w:w="1900"/>
+        <w:gridCol w:w="4300"/>
+        <w:gridCol w:w="3160"/>
+      </w:tblGrid>
+      <w:tr>
+        <w:trPr>
+          <w:tblHeader/>
+        </w:trPr>
+        <w:tc>
+          <w:tcPr>
+            <w:tcW w:type="dxa" w:w="1900"/>
+            <w:shd w:fill="DEEAF6" w:val="clear"/>
+            <w:tcMar>
+              <w:top w:type="dxa" w:w="55"/>
+              <w:left w:type="dxa" w:w="100"/>
+              <w:bottom w:type="dxa" w:w="55"/>
+              <w:right w:type="dxa" w:w="100"/>
+            </w:tcMar>
+          </w:tcPr>
+          <w:p>
+            <w:pPr>
+              <w:spacing w:after="0"/>
+            </w:pPr>
+            <w:r>
+              <w:rPr>
+                <w:b/>
+                <w:bCs/>
+                <w:sz w:val="20"/>
+                <w:szCs w:val="20"/>
+              </w:rPr>
+              <w:t xml:space="preserve">Élément</w:t>
+            </w:r>
+          </w:p>
+        </w:tc>
+        <w:tc>
+          <w:tcPr>
+            <w:tcW w:type="dxa" w:w="4300"/>
+            <w:shd w:fill="DEEAF6" w:val="clear"/>
+            <w:tcMar>
+              <w:top w:type="dxa" w:w="55"/>
+              <w:left w:type="dxa" w:w="100"/>
+              <w:bottom w:type="dxa" w:w="55"/>
+              <w:right w:type="dxa" w:w="100"/>
+            </w:tcMar>
+          </w:tcPr>
+          <w:p>
+            <w:pPr>
+              <w:spacing w:after="0"/>
+            </w:pPr>
+            <w:r>
+              <w:rPr>
+                <w:b/>
+                <w:bCs/>
+                <w:sz w:val="20"/>
+                <w:szCs w:val="20"/>
+              </w:rPr>
+              <w:t xml:space="preserve">Signature</w:t>
+            </w:r>
+          </w:p>
+        </w:tc>
+        <w:tc>
+          <w:tcPr>
+            <w:tcW w:type="dxa" w:w="3160"/>
+            <w:shd w:fill="DEEAF6" w:val="clear"/>
+            <w:tcMar>
+              <w:top w:type="dxa" w:w="55"/>
+              <w:left w:type="dxa" w:w="100"/>
+              <w:bottom w:type="dxa" w:w="55"/>
+              <w:right w:type="dxa" w:w="100"/>
+            </w:tcMar>
+          </w:tcPr>
+          <w:p>
+            <w:pPr>
+              <w:spacing w:after="0"/>
+            </w:pPr>
+            <w:r>
+              <w:rPr>
+                <w:b/>
+                <w:bCs/>
+                <w:sz w:val="20"/>
+                <w:szCs w:val="20"/>
+              </w:rPr>
+              <w:t xml:space="preserve">Rôle</w:t>
+            </w:r>
+          </w:p>
+        </w:tc>
+      </w:tr>
+      <w:tr>
+        <w:trPr>
+          <w:cantSplit/>
+        </w:trPr>
+        <w:tc>
+          <w:tcPr>
+            <w:tcW w:type="dxa" w:w="1900"/>
+            <w:tcMar>
+              <w:top w:type="dxa" w:w="55"/>
+              <w:left w:type="dxa" w:w="100"/>
+              <w:bottom w:type="dxa" w:w="55"/>
+              <w:right w:type="dxa" w:w="100"/>
+            </w:tcMar>
+          </w:tcPr>
+          <w:p>
+            <w:pPr>
+              <w:spacing w:after="0"/>
+            </w:pPr>
+            <w:r>
+              <w:rPr>
+                <w:rFonts w:ascii="Consolas" w:hAnsi="Consolas" w:cs="Consolas"/>
+                <w:color w:val="E97132" w:themeColor="accent2"/>
+                <w:sz w:val="18"/>
+                <w:szCs w:val="18"/>
+              </w:rPr>
+              <w:t xml:space="preserve">Livre</w:t>
+            </w:r>
+          </w:p>
+        </w:tc>
+        <w:tc>
+          <w:tcPr>
+            <w:tcW w:type="dxa" w:w="4300"/>
+            <w:tcMar>
+              <w:top w:type="dxa" w:w="55"/>
+              <w:left w:type="dxa" w:w="100"/>
+              <w:bottom w:type="dxa" w:w="55"/>
+              <w:right w:type="dxa" w:w="100"/>
+            </w:tcMar>
+          </w:tcPr>
+          <w:p>
+            <w:pPr>
+              <w:spacing w:after="0"/>
+            </w:pPr>
+            <w:r>
+              <w:rPr>
+                <w:rFonts w:ascii="Consolas" w:hAnsi="Consolas" w:cs="Consolas"/>
+                <w:color w:val="E97132" w:themeColor="accent2"/>
+                <w:sz w:val="18"/>
+                <w:szCs w:val="18"/>
+              </w:rPr>
+              <w:t xml:space="preserve">public int compareTo(Livre autre)</w:t>
+            </w:r>
+          </w:p>
+        </w:tc>
+        <w:tc>
+          <w:tcPr>
+            <w:tcW w:type="dxa" w:w="3160"/>
+            <w:tcMar>
+              <w:top w:type="dxa" w:w="55"/>
+              <w:left w:type="dxa" w:w="100"/>
+              <w:bottom w:type="dxa" w:w="55"/>
+              <w:right w:type="dxa" w:w="100"/>
+            </w:tcMar>
+          </w:tcPr>
+          <w:p>
+            <w:pPr>
+              <w:spacing w:after="0"/>
+            </w:pPr>
+            <w:r>
+              <w:rPr>
+                <w:sz w:val="20"/>
+                <w:szCs w:val="20"/>
+              </w:rPr>
+              <w:t xml:space="preserve">L'ordre naturel : par titre, alphabétiquement</w:t>
+            </w:r>
+          </w:p>
+        </w:tc>
+      </w:tr>
+      <w:tr>
+        <w:trPr>
+          <w:cantSplit/>
+        </w:trPr>
+        <w:tc>
+          <w:tcPr>
+            <w:tcW w:type="dxa" w:w="1900"/>
+            <w:tcMar>
+              <w:top w:type="dxa" w:w="55"/>
+              <w:left w:type="dxa" w:w="100"/>
+              <w:bottom w:type="dxa" w:w="55"/>
+              <w:right w:type="dxa" w:w="100"/>
+            </w:tcMar>
+          </w:tcPr>
+          <w:p>
+            <w:pPr>
+              <w:spacing w:after="0"/>
+            </w:pPr>
+            <w:r>
+              <w:rPr>
+                <w:rFonts w:ascii="Consolas" w:hAnsi="Consolas" w:cs="Consolas"/>
+                <w:color w:val="E97132" w:themeColor="accent2"/>
+                <w:sz w:val="18"/>
+                <w:szCs w:val="18"/>
+              </w:rPr>
+              <w:t xml:space="preserve">ParAnnee</w:t>
+            </w:r>
+          </w:p>
+        </w:tc>
+        <w:tc>
+          <w:tcPr>
+            <w:tcW w:type="dxa" w:w="4300"/>
+            <w:tcMar>
+              <w:top w:type="dxa" w:w="55"/>
+              <w:left w:type="dxa" w:w="100"/>
+              <w:bottom w:type="dxa" w:w="55"/>
+              <w:right w:type="dxa" w:w="100"/>
+            </w:tcMar>
+          </w:tcPr>
+          <w:p>
+            <w:pPr>
+              <w:spacing w:after="0"/>
+            </w:pPr>
+            <w:r>
+              <w:rPr>
+                <w:rFonts w:ascii="Consolas" w:hAnsi="Consolas" w:cs="Consolas"/>
+                <w:color w:val="E97132" w:themeColor="accent2"/>
+                <w:sz w:val="18"/>
+                <w:szCs w:val="18"/>
+              </w:rPr>
+              <w:t xml:space="preserve">public int compare(Livre premier, Livre second)</w:t>
+            </w:r>
+          </w:p>
+        </w:tc>
+        <w:tc>
+          <w:tcPr>
+            <w:tcW w:type="dxa" w:w="3160"/>
+            <w:tcMar>
+              <w:top w:type="dxa" w:w="55"/>
+              <w:left w:type="dxa" w:w="100"/>
+              <w:bottom w:type="dxa" w:w="55"/>
+              <w:right w:type="dxa" w:w="100"/>
+            </w:tcMar>
+          </w:tcPr>
+          <w:p>
+            <w:pPr>
+              <w:spacing w:after="0"/>
+            </w:pPr>
+            <w:r>
+              <w:rPr>
+                <w:sz w:val="20"/>
+                <w:szCs w:val="20"/>
+              </w:rPr>
+              <w:t xml:space="preserve">Par année, puis par titre à égalité</w:t>
+            </w:r>
+          </w:p>
+        </w:tc>
+      </w:tr>
+      <w:tr>
+        <w:trPr>
+          <w:cantSplit/>
+        </w:trPr>
+        <w:tc>
+          <w:tcPr>
+            <w:tcW w:type="dxa" w:w="1900"/>
+            <w:tcMar>
+              <w:top w:type="dxa" w:w="55"/>
+              <w:left w:type="dxa" w:w="100"/>
+              <w:bottom w:type="dxa" w:w="55"/>
+              <w:right w:type="dxa" w:w="100"/>
+            </w:tcMar>
+          </w:tcPr>
+          <w:p>
+            <w:pPr>
+              <w:spacing w:after="0"/>
+            </w:pPr>
+            <w:r>
+              <w:rPr>
+                <w:rFonts w:ascii="Consolas" w:hAnsi="Consolas" w:cs="Consolas"/>
+                <w:color w:val="E97132" w:themeColor="accent2"/>
+                <w:sz w:val="18"/>
+                <w:szCs w:val="18"/>
+              </w:rPr>
+              <w:t xml:space="preserve">ParAuteur</w:t>
+            </w:r>
+          </w:p>
+        </w:tc>
+        <w:tc>
+          <w:tcPr>
+            <w:tcW w:type="dxa" w:w="4300"/>
+            <w:tcMar>
+              <w:top w:type="dxa" w:w="55"/>
+              <w:left w:type="dxa" w:w="100"/>
+              <w:bottom w:type="dxa" w:w="55"/>
+              <w:right w:type="dxa" w:w="100"/>
+            </w:tcMar>
+          </w:tcPr>
+          <w:p>
+            <w:pPr>
+              <w:spacing w:after="0"/>
+            </w:pPr>
+            <w:r>
+              <w:rPr>
+                <w:rFonts w:ascii="Consolas" w:hAnsi="Consolas" w:cs="Consolas"/>
+                <w:color w:val="E97132" w:themeColor="accent2"/>
+                <w:sz w:val="18"/>
+                <w:szCs w:val="18"/>
+              </w:rPr>
+              <w:t xml:space="preserve">public int compare(Livre premier, Livre second)</w:t>
+            </w:r>
+          </w:p>
+        </w:tc>
+        <w:tc>
+          <w:tcPr>
+            <w:tcW w:type="dxa" w:w="3160"/>
+            <w:tcMar>
+              <w:top w:type="dxa" w:w="55"/>
+              <w:left w:type="dxa" w:w="100"/>
+              <w:bottom w:type="dxa" w:w="55"/>
+              <w:right w:type="dxa" w:w="100"/>
+            </w:tcMar>
+          </w:tcPr>
+          <w:p>
+            <w:pPr>
+              <w:spacing w:after="0"/>
+            </w:pPr>
+            <w:r>
+              <w:rPr>
+                <w:sz w:val="20"/>
+                <w:szCs w:val="20"/>
+              </w:rPr>
+              <w:t xml:space="preserve">Par auteur, puis par titre</w:t>
+            </w:r>
+          </w:p>
+        </w:tc>
+      </w:tr>
+      <w:tr>
+        <w:trPr>
+          <w:cantSplit/>
+        </w:trPr>
+        <w:tc>
+          <w:tcPr>
+            <w:tcW w:type="dxa" w:w="1900"/>
+            <w:tcMar>
+              <w:top w:type="dxa" w:w="55"/>
+              <w:left w:type="dxa" w:w="100"/>
+              <w:bottom w:type="dxa" w:w="55"/>
+              <w:right w:type="dxa" w:w="100"/>
+            </w:tcMar>
+          </w:tcPr>
+          <w:p>
+            <w:pPr>
+              <w:spacing w:after="0"/>
+            </w:pPr>
+            <w:r>
+              <w:rPr>
+                <w:rFonts w:ascii="Consolas" w:hAnsi="Consolas" w:cs="Consolas"/>
+                <w:color w:val="E97132" w:themeColor="accent2"/>
+                <w:sz w:val="18"/>
+                <w:szCs w:val="18"/>
+              </w:rPr>
+              <w:t xml:space="preserve">parTitre</w:t>
+            </w:r>
+          </w:p>
+        </w:tc>
+        <w:tc>
+          <w:tcPr>
+            <w:tcW w:type="dxa" w:w="4300"/>
+            <w:tcMar>
+              <w:top w:type="dxa" w:w="55"/>
+              <w:left w:type="dxa" w:w="100"/>
+              <w:bottom w:type="dxa" w:w="55"/>
+              <w:right w:type="dxa" w:w="100"/>
+            </w:tcMar>
+          </w:tcPr>
+          <w:p>
+            <w:pPr>
+              <w:spacing w:after="0"/>
+            </w:pPr>
+            <w:r>
+              <w:rPr>
+                <w:rFonts w:ascii="Consolas" w:hAnsi="Consolas" w:cs="Consolas"/>
+                <w:color w:val="E97132" w:themeColor="accent2"/>
+                <w:sz w:val="18"/>
+                <w:szCs w:val="18"/>
+              </w:rPr>
+              <w:t xml:space="preserve">public static List&lt;Livre&gt; parTitre(List&lt;Livre&gt;)</w:t>
+            </w:r>
+          </w:p>
+        </w:tc>
+        <w:tc>
+          <w:tcPr>
+            <w:tcW w:type="dxa" w:w="3160"/>
+            <w:tcMar>
+              <w:top w:type="dxa" w:w="55"/>
+              <w:left w:type="dxa" w:w="100"/>
+              <w:bottom w:type="dxa" w:w="55"/>
+              <w:right w:type="dxa" w:w="100"/>
+            </w:tcMar>
+          </w:tcPr>
+          <w:p>
+            <w:pPr>
+              <w:spacing w:after="0"/>
+            </w:pPr>
+            <w:r>
+              <w:rPr>
+                <w:sz w:val="20"/>
+                <w:szCs w:val="20"/>
+              </w:rPr>
+              <w:t xml:space="preserve">Une nouvelle liste, dans l'ordre naturel</w:t>
+            </w:r>
+          </w:p>
+        </w:tc>
+      </w:tr>
+      <w:tr>
+        <w:trPr>
+          <w:cantSplit/>
+        </w:trPr>
+        <w:tc>
+          <w:tcPr>
+            <w:tcW w:type="dxa" w:w="1900"/>
+            <w:tcMar>
+              <w:top w:type="dxa" w:w="55"/>
+              <w:left w:type="dxa" w:w="100"/>
+              <w:bottom w:type="dxa" w:w="55"/>
+              <w:right w:type="dxa" w:w="100"/>
+            </w:tcMar>
+          </w:tcPr>
+          <w:p>
+            <w:pPr>
+              <w:spacing w:after="0"/>
+            </w:pPr>
+            <w:r>
+              <w:rPr>
+                <w:rFonts w:ascii="Consolas" w:hAnsi="Consolas" w:cs="Consolas"/>
+                <w:color w:val="E97132" w:themeColor="accent2"/>
+                <w:sz w:val="18"/>
+                <w:szCs w:val="18"/>
+              </w:rPr>
+              <w:t xml:space="preserve">parAnnee</w:t>
+            </w:r>
+          </w:p>
+        </w:tc>
+        <w:tc>
+          <w:tcPr>
+            <w:tcW w:type="dxa" w:w="4300"/>
+            <w:tcMar>
+              <w:top w:type="dxa" w:w="55"/>
+              <w:left w:type="dxa" w:w="100"/>
+              <w:bottom w:type="dxa" w:w="55"/>
+              <w:right w:type="dxa" w:w="100"/>
+            </w:tcMar>
+          </w:tcPr>
+          <w:p>
+            <w:pPr>
+              <w:spacing w:after="0"/>
+            </w:pPr>
+            <w:r>
+              <w:rPr>
+                <w:rFonts w:ascii="Consolas" w:hAnsi="Consolas" w:cs="Consolas"/>
+                <w:color w:val="E97132" w:themeColor="accent2"/>
+                <w:sz w:val="18"/>
+                <w:szCs w:val="18"/>
+              </w:rPr>
+              <w:t xml:space="preserve">public static List&lt;Livre&gt; parAnnee(List&lt;Livre&gt;)</w:t>
+            </w:r>
+          </w:p>
+        </w:tc>
+        <w:tc>
+          <w:tcPr>
+            <w:tcW w:type="dxa" w:w="3160"/>
+            <w:tcMar>
+              <w:top w:type="dxa" w:w="55"/>
+              <w:left w:type="dxa" w:w="100"/>
+              <w:bottom w:type="dxa" w:w="55"/>
+              <w:right w:type="dxa" w:w="100"/>
+            </w:tcMar>
+          </w:tcPr>
+          <w:p>
+            <w:pPr>
+              <w:spacing w:after="0"/>
+            </w:pPr>
+            <w:r>
+              <w:rPr>
+                <w:sz w:val="20"/>
+                <w:szCs w:val="20"/>
+              </w:rPr>
+              <w:t xml:space="preserve">Une nouvelle liste, triée avec </w:t>
+            </w:r>
+            <w:r>
+              <w:rPr>
+                <w:rFonts w:ascii="Consolas" w:hAnsi="Consolas" w:cs="Consolas"/>
+                <w:color w:val="E97132" w:themeColor="accent2"/>
+                <w:sz w:val="18"/>
+                <w:szCs w:val="18"/>
+              </w:rPr>
+              <w:t xml:space="preserve">ParAnnee</w:t>
+            </w:r>
+          </w:p>
+        </w:tc>
+      </w:tr>
+      <w:tr>
+        <w:trPr>
+          <w:cantSplit/>
+        </w:trPr>
+        <w:tc>
+          <w:tcPr>
+            <w:tcW w:type="dxa" w:w="1900"/>
+            <w:tcMar>
+              <w:top w:type="dxa" w:w="55"/>
+              <w:left w:type="dxa" w:w="100"/>
+              <w:bottom w:type="dxa" w:w="55"/>
+              <w:right w:type="dxa" w:w="100"/>
+            </w:tcMar>
+          </w:tcPr>
+          <w:p>
+            <w:pPr>
+              <w:spacing w:after="0"/>
+            </w:pPr>
+            <w:r>
+              <w:rPr>
+                <w:rFonts w:ascii="Consolas" w:hAnsi="Consolas" w:cs="Consolas"/>
+                <w:color w:val="E97132" w:themeColor="accent2"/>
+                <w:sz w:val="18"/>
+                <w:szCs w:val="18"/>
+              </w:rPr>
+              <w:t xml:space="preserve">rangesParAuteur</w:t>
+            </w:r>
+          </w:p>
+        </w:tc>
+        <w:tc>
+          <w:tcPr>
+            <w:tcW w:type="dxa" w:w="4300"/>
+            <w:tcMar>
+              <w:top w:type="dxa" w:w="55"/>
+              <w:left w:type="dxa" w:w="100"/>
+              <w:bottom w:type="dxa" w:w="55"/>
+              <w:right w:type="dxa" w:w="100"/>
+            </w:tcMar>
+          </w:tcPr>
+          <w:p>
+            <w:pPr>
+              <w:spacing w:after="0"/>
+            </w:pPr>
+            <w:r>
+              <w:rPr>
+                <w:rFonts w:ascii="Consolas" w:hAnsi="Consolas" w:cs="Consolas"/>
+                <w:color w:val="E97132" w:themeColor="accent2"/>
+                <w:sz w:val="18"/>
+                <w:szCs w:val="18"/>
+              </w:rPr>
+              <w:t xml:space="preserve">public static Set&lt;Livre&gt; rangesParAuteur(List&lt;Livre&gt;)</w:t>
+            </w:r>
+          </w:p>
+        </w:tc>
+        <w:tc>
+          <w:tcPr>
+            <w:tcW w:type="dxa" w:w="3160"/>
+            <w:tcMar>
+              <w:top w:type="dxa" w:w="55"/>
+              <w:left w:type="dxa" w:w="100"/>
+              <w:bottom w:type="dxa" w:w="55"/>
+              <w:right w:type="dxa" w:w="100"/>
+            </w:tcMar>
+          </w:tcPr>
+          <w:p>
+            <w:pPr>
+              <w:spacing w:after="0"/>
+            </w:pPr>
+            <w:r>
+              <w:rPr>
+                <w:sz w:val="20"/>
+                <w:szCs w:val="20"/>
+              </w:rPr>
+              <w:t xml:space="preserve">Un </w:t>
+            </w:r>
+            <w:r>
+              <w:rPr>
+                <w:rFonts w:ascii="Consolas" w:hAnsi="Consolas" w:cs="Consolas"/>
+                <w:color w:val="E97132" w:themeColor="accent2"/>
+                <w:sz w:val="18"/>
+                <w:szCs w:val="18"/>
+              </w:rPr>
+              <w:t xml:space="preserve">TreeSet</w:t>
+            </w:r>
+            <w:r>
+              <w:rPr>
+                <w:sz w:val="20"/>
+                <w:szCs w:val="20"/>
+              </w:rPr>
+              <w:t xml:space="preserve"> construit avec </w:t>
+            </w:r>
+            <w:r>
+              <w:rPr>
+                <w:rFonts w:ascii="Consolas" w:hAnsi="Consolas" w:cs="Consolas"/>
+                <w:color w:val="E97132" w:themeColor="accent2"/>
+                <w:sz w:val="18"/>
+                <w:szCs w:val="18"/>
+              </w:rPr>
+              <w:t xml:space="preserve">ParAuteur</w:t>
+            </w:r>
+          </w:p>
+        </w:tc>
+      </w:tr>
+    </w:tbl>
+    <w:p>
+      <w:pPr>
+        <w:spacing w:after="120"/>
+      </w:pPr>
+      <w:r>
+        <w:rPr>
+          <w:b/>
+          <w:bCs/>
+          <w:sz w:val="22"/>
+          <w:szCs w:val="22"/>
+        </w:rPr>
+        <w:t xml:space="preserve">Indices : </w:t>
+      </w:r>
+      <w:r>
+        <w:rPr>
+          <w:sz w:val="22"/>
+          <w:szCs w:val="22"/>
+        </w:rPr>
+        <w:t xml:space="preserve">une </w:t>
+      </w:r>
+      <w:r>
+        <w:rPr>
+          <w:rFonts w:ascii="Consolas" w:hAnsi="Consolas" w:cs="Consolas"/>
+          <w:color w:val="E97132" w:themeColor="accent2"/>
+          <w:sz w:val="18"/>
+          <w:szCs w:val="18"/>
+        </w:rPr>
+        <w:t xml:space="preserve">String</w:t>
+      </w:r>
+      <w:r>
+        <w:rPr>
+          <w:sz w:val="22"/>
+          <w:szCs w:val="22"/>
+        </w:rPr>
+        <w:t xml:space="preserve"> sait déjà se comparer ; pour les années, </w:t>
+      </w:r>
+      <w:r>
+        <w:rPr>
+          <w:rFonts w:ascii="Consolas" w:hAnsi="Consolas" w:cs="Consolas"/>
+          <w:color w:val="E97132" w:themeColor="accent2"/>
+          <w:sz w:val="18"/>
+          <w:szCs w:val="18"/>
+        </w:rPr>
+        <w:t xml:space="preserve">Integer.compare</w:t>
+      </w:r>
+      <w:r>
+        <w:rPr>
+          <w:sz w:val="22"/>
+          <w:szCs w:val="22"/>
+        </w:rPr>
+        <w:t xml:space="preserve"> plutôt qu'une soustraction (voir </w:t>
+      </w:r>
+      <w:r>
+        <w:rPr>
+          <w:rFonts w:ascii="Consolas" w:hAnsi="Consolas" w:cs="Consolas"/>
+          <w:color w:val="E97132" w:themeColor="accent2"/>
+          <w:sz w:val="18"/>
+          <w:szCs w:val="18"/>
+        </w:rPr>
+        <w:t xml:space="preserve">COL §6</w:t>
+      </w:r>
+      <w:r>
+        <w:rPr>
+          <w:sz w:val="22"/>
+          <w:szCs w:val="22"/>
+        </w:rPr>
+        <w:t xml:space="preserve">). La méthode </w:t>
+      </w:r>
+      <w:r>
+        <w:rPr>
+          <w:rFonts w:ascii="Consolas" w:hAnsi="Consolas" w:cs="Consolas"/>
+          <w:color w:val="E97132" w:themeColor="accent2"/>
+          <w:sz w:val="18"/>
+          <w:szCs w:val="18"/>
+        </w:rPr>
+        <w:t xml:space="preserve">sort</w:t>
+      </w:r>
+      <w:r>
+        <w:rPr>
+          <w:sz w:val="22"/>
+          <w:szCs w:val="22"/>
+        </w:rPr>
+        <w:t xml:space="preserve"> d'une </w:t>
+      </w:r>
+      <w:r>
+        <w:rPr>
+          <w:rFonts w:ascii="Consolas" w:hAnsi="Consolas" w:cs="Consolas"/>
+          <w:color w:val="E97132" w:themeColor="accent2"/>
+          <w:sz w:val="18"/>
+          <w:szCs w:val="18"/>
+        </w:rPr>
+        <w:t xml:space="preserve">List</w:t>
+      </w:r>
+      <w:r>
+        <w:rPr>
+          <w:sz w:val="22"/>
+          <w:szCs w:val="22"/>
+        </w:rPr>
+        <w:t xml:space="preserve"> reçoit un comparateur, et le constructeur de </w:t>
+      </w:r>
+      <w:r>
+        <w:rPr>
+          <w:rFonts w:ascii="Consolas" w:hAnsi="Consolas" w:cs="Consolas"/>
+          <w:color w:val="E97132" w:themeColor="accent2"/>
+          <w:sz w:val="18"/>
+          <w:szCs w:val="18"/>
+        </w:rPr>
+        <w:t xml:space="preserve">TreeSet</w:t>
+      </w:r>
+      <w:r>
+        <w:rPr>
+          <w:sz w:val="22"/>
+          <w:szCs w:val="22"/>
+        </w:rPr>
+        <w:t xml:space="preserve"> aussi. Comme dans </w:t>
+      </w:r>
+      <w:r>
+        <w:rPr>
+          <w:rFonts w:ascii="Consolas" w:hAnsi="Consolas" w:cs="Consolas"/>
+          <w:color w:val="E97132" w:themeColor="accent2"/>
+          <w:sz w:val="18"/>
+          <w:szCs w:val="18"/>
+        </w:rPr>
+        <w:t xml:space="preserve">COL.1</w:t>
+      </w:r>
+      <w:r>
+        <w:rPr>
+          <w:sz w:val="22"/>
+          <w:szCs w:val="22"/>
+        </w:rPr>
+        <w:t xml:space="preserve">, aucune méthode de </w:t>
+      </w:r>
+      <w:r>
+        <w:rPr>
+          <w:rFonts w:ascii="Consolas" w:hAnsi="Consolas" w:cs="Consolas"/>
+          <w:color w:val="E97132" w:themeColor="accent2"/>
+          <w:sz w:val="18"/>
+          <w:szCs w:val="18"/>
+        </w:rPr>
+        <w:t xml:space="preserve">Tris</w:t>
+      </w:r>
+      <w:r>
+        <w:rPr>
+          <w:sz w:val="22"/>
+          <w:szCs w:val="22"/>
+        </w:rPr>
+        <w:t xml:space="preserve"> ne modifie la liste reçue.</w:t>
+      </w:r>
+    </w:p>
+    <w:p>
+      <w:pPr>
+        <w:pStyle w:val="Heading2"/>
+        <w:keepNext/>
+        <w:spacing w:after="100" w:before="240"/>
+      </w:pPr>
+      <w:r>
+        <w:rPr>
+          <w:b/>
+          <w:bCs/>
+          <w:color w:val="595959"/>
+          <w:sz w:val="24"/>
+          <w:szCs w:val="24"/>
+        </w:rPr>
+        <w:t xml:space="preserve">Comment vérifier votre code</w:t>
+      </w:r>
+    </w:p>
+    <w:tbl>
+      <w:tblPr>
+        <w:tblW w:type="dxa" w:w="9360"/>
+        <w:tblBorders>
+          <w:top w:val="single" w:color="A6A6A6" w:sz="2"/>
+          <w:left w:val="single" w:color="1F4E79" w:sz="12"/>
+          <w:bottom w:val="single" w:color="A6A6A6" w:sz="2"/>
+          <w:right w:val="single" w:color="A6A6A6" w:sz="2"/>
+          <w:insideH w:val="none"/>
+          <w:insideV w:val="none"/>
+        </w:tblBorders>
+      </w:tblPr>
+      <w:tblGrid>
+        <w:gridCol w:w="9360"/>
+      </w:tblGrid>
+      <w:tr>
+        <w:trPr>
+          <w:cantSplit/>
+        </w:trPr>
+        <w:tc>
+          <w:tcPr>
+            <w:tcW w:type="dxa" w:w="9360"/>
+            <w:shd w:fill="F7F9FC" w:val="clear"/>
+            <w:tcMar>
+              <w:top w:type="dxa" w:w="120"/>
+              <w:left w:type="dxa" w:w="160"/>
+              <w:bottom w:type="dxa" w:w="120"/>
+              <w:right w:type="dxa" w:w="160"/>
+            </w:tcMar>
+          </w:tcPr>
+          <w:p>
+            <w:pPr>
+              <w:spacing w:after="80"/>
+            </w:pPr>
+            <w:r>
+              <w:rPr>
+                <w:rFonts w:ascii="Consolas" w:hAnsi="Consolas" w:cs="Consolas"/>
+                <w:color w:val="E97132" w:themeColor="accent2"/>
+                <w:sz w:val="18"/>
+                <w:szCs w:val="18"/>
+              </w:rPr>
+              <w:t xml:space="preserve">be.ephec.java.col.e08.TrisTest</w:t>
+            </w:r>
+          </w:p>
+          <w:p>
+            <w:pPr>
+              <w:spacing w:after="0"/>
+            </w:pPr>
+            <w:r>
+              <w:rPr>
+                <w:sz w:val="22"/>
+                <w:szCs w:val="22"/>
+              </w:rPr>
+              <w:t xml:space="preserve">Vérifie l'ordre naturel, les trois tris, le départage à égalité, que l'ensemble garde tous les livres, et que la liste reçue n'est pas modifiée.</w:t>
+            </w:r>
+          </w:p>
+        </w:tc>
+      </w:tr>
+    </w:tbl>
+    <w:p>
+      <w:pPr>
+        <w:pStyle w:val="Heading2"/>
+        <w:keepNext/>
+        <w:spacing w:after="100" w:before="240"/>
+      </w:pPr>
+      <w:r>
+        <w:rPr>
+          <w:b/>
+          <w:bCs/>
+          <w:color w:val="595959"/>
+          <w:sz w:val="24"/>
+          <w:szCs w:val="24"/>
+        </w:rPr>
+        <w:t xml:space="preserve">Questions à se poser</w:t>
+      </w:r>
+    </w:p>
+    <w:p>
+      <w:pPr>
+        <w:pStyle w:val="ListParagraph"/>
+        <w:numPr>
+          <w:ilvl w:val="0"/>
+          <w:numId w:val="2"/>
+        </w:numPr>
+        <w:spacing w:after="60"/>
+      </w:pPr>
+      <w:r>
+        <w:rPr>
+          <w:sz w:val="22"/>
+          <w:szCs w:val="22"/>
+        </w:rPr>
+        <w:t xml:space="preserve">Retirez le second critère de </w:t>
+      </w:r>
+      <w:r>
+        <w:rPr>
+          <w:rFonts w:ascii="Consolas" w:hAnsi="Consolas" w:cs="Consolas"/>
+          <w:color w:val="E97132" w:themeColor="accent2"/>
+          <w:sz w:val="18"/>
+          <w:szCs w:val="18"/>
+        </w:rPr>
+        <w:t xml:space="preserve">ParAuteur</w:t>
+      </w:r>
+      <w:r>
+        <w:rPr>
+          <w:sz w:val="22"/>
+          <w:szCs w:val="22"/>
+        </w:rPr>
+        <w:t xml:space="preserve"> (le titre), et relancez le test. Combien de livres reste-t-il dans l'ensemble, et pourquoi ?</w:t>
+      </w:r>
+    </w:p>
+    <w:p>
+      <w:pPr>
+        <w:pStyle w:val="ListParagraph"/>
+        <w:numPr>
+          <w:ilvl w:val="0"/>
+          <w:numId w:val="2"/>
+        </w:numPr>
+        <w:spacing w:after="60"/>
+      </w:pPr>
+      <w:r>
+        <w:rPr>
+          <w:sz w:val="22"/>
+          <w:szCs w:val="22"/>
+        </w:rPr>
+        <w:t xml:space="preserve">Pourquoi l'ordre par titre est-il l'ordre naturel, et pas l'ordre par année ? Qu'est-ce qui rend un ordre « naturel » pour une classe ?</w:t>
+      </w:r>
+    </w:p>
+    <w:p>
+      <w:pPr>
+        <w:pStyle w:val="ListParagraph"/>
+        <w:numPr>
+          <w:ilvl w:val="0"/>
+          <w:numId w:val="2"/>
+        </w:numPr>
+        <w:spacing w:after="60"/>
+      </w:pPr>
+      <w:r>
+        <w:rPr>
+          <w:sz w:val="22"/>
+          <w:szCs w:val="22"/>
+        </w:rPr>
+        <w:t xml:space="preserve">Au module </w:t>
+      </w:r>
+      <w:r>
+        <w:rPr>
+          <w:rFonts w:ascii="Consolas" w:hAnsi="Consolas" w:cs="Consolas"/>
+          <w:color w:val="E97132" w:themeColor="accent2"/>
+          <w:sz w:val="18"/>
+          <w:szCs w:val="18"/>
+        </w:rPr>
+        <w:t xml:space="preserve">LAM</w:t>
+      </w:r>
+      <w:r>
+        <w:rPr>
+          <w:sz w:val="22"/>
+          <w:szCs w:val="22"/>
+        </w:rPr>
+        <w:t xml:space="preserve">, chacun des deux comparateurs tiendra en une ligne. Lesquelles de ces classes vous paraîtront alors encore utiles ?</w:t>
       </w:r>
     </w:p>
     <w:sectPr>
@@ -7837,7 +9027,7 @@
         <w:szCs w:val="18"/>
         <w:color w:val="595959"/>
       </w:rPr>
-      <w:t xml:space="preserve">COL_enonces </w:t>
+      <w:t xml:space="preserve">COL </w:t>
     </w:r>
     <w:r>
       <w:fldChar w:fldCharType="begin"/>
@@ -7872,7 +9062,7 @@
       <w:fldChar w:fldCharType="separate"/>
     </w:r>
     <w:r>
-      <w:t>9</w:t>
+      <w:t>1</w:t>
     </w:r>
     <w:r>
       <w:fldChar w:fldCharType="end"/>

--- a/enonces/par_module/COL_enonces.docx
+++ b/enonces/par_module/COL_enonces.docx
@@ -9062,7 +9062,7 @@
       <w:fldChar w:fldCharType="separate"/>
     </w:r>
     <w:r>
-      <w:t>1</w:t>
+      <w:t>11</w:t>
     </w:r>
     <w:r>
       <w:fldChar w:fldCharType="end"/>
